--- a/ticket_template.docx
+++ b/ticket_template.docx
@@ -103,8 +103,8 @@
               <w:rPr>
                 <w:rFonts w:ascii="Sarabun" w:hAnsi="Sarabun" w:cs="Sarabun" w:eastAsia="Sarabun"/>
                 <w:b w:val="0"/>
-                <w:sz w:val="18"/>
-                <w:szCs w:val="18"/>
+                <w:sz w:val="21"/>
+                <w:szCs w:val="21"/>
               </w:rPr>
               <w:t>เลขที่รับ</w:t>
               <w:br/>
@@ -125,15 +125,15 @@
     </w:tbl>
     <w:p>
       <w:pPr>
-        <w:spacing w:after="20" w:before="80" w:line="252" w:lineRule="auto"/>
+        <w:spacing w:after="20" w:before="80" w:line="240" w:lineRule="auto"/>
         <w:jc w:val="right"/>
       </w:pPr>
       <w:r>
         <w:rPr>
           <w:rFonts w:ascii="Sarabun" w:hAnsi="Sarabun" w:cs="Sarabun" w:eastAsia="Sarabun"/>
           <w:b w:val="0"/>
-          <w:sz w:val="21"/>
-          <w:szCs w:val="21"/>
+          <w:sz w:val="23"/>
+          <w:szCs w:val="23"/>
         </w:rPr>
         <w:t xml:space="preserve">วันที่ </w:t>
       </w:r>
@@ -141,8 +141,8 @@
         <w:rPr>
           <w:rFonts w:ascii="Sarabun" w:hAnsi="Sarabun" w:cs="Sarabun" w:eastAsia="Sarabun"/>
           <w:b/>
-          <w:sz w:val="21"/>
-          <w:szCs w:val="21"/>
+          <w:sz w:val="23"/>
+          <w:szCs w:val="23"/>
           <w:bCs/>
         </w:rPr>
         <w:t>{{DATE_D}}</w:t>
@@ -151,8 +151,8 @@
         <w:rPr>
           <w:rFonts w:ascii="Sarabun" w:hAnsi="Sarabun" w:cs="Sarabun" w:eastAsia="Sarabun"/>
           <w:b w:val="0"/>
-          <w:sz w:val="21"/>
-          <w:szCs w:val="21"/>
+          <w:sz w:val="23"/>
+          <w:szCs w:val="23"/>
         </w:rPr>
         <w:t xml:space="preserve">  เดือน </w:t>
       </w:r>
@@ -160,8 +160,8 @@
         <w:rPr>
           <w:rFonts w:ascii="Sarabun" w:hAnsi="Sarabun" w:cs="Sarabun" w:eastAsia="Sarabun"/>
           <w:b/>
-          <w:sz w:val="21"/>
-          <w:szCs w:val="21"/>
+          <w:sz w:val="23"/>
+          <w:szCs w:val="23"/>
           <w:bCs/>
         </w:rPr>
         <w:t>{{DATE_M}}</w:t>
@@ -170,8 +170,8 @@
         <w:rPr>
           <w:rFonts w:ascii="Sarabun" w:hAnsi="Sarabun" w:cs="Sarabun" w:eastAsia="Sarabun"/>
           <w:b w:val="0"/>
-          <w:sz w:val="21"/>
-          <w:szCs w:val="21"/>
+          <w:sz w:val="23"/>
+          <w:szCs w:val="23"/>
         </w:rPr>
         <w:t xml:space="preserve">  พ.ศ. </w:t>
       </w:r>
@@ -179,8 +179,8 @@
         <w:rPr>
           <w:rFonts w:ascii="Sarabun" w:hAnsi="Sarabun" w:cs="Sarabun" w:eastAsia="Sarabun"/>
           <w:b/>
-          <w:sz w:val="21"/>
-          <w:szCs w:val="21"/>
+          <w:sz w:val="23"/>
+          <w:szCs w:val="23"/>
           <w:bCs/>
         </w:rPr>
         <w:t>{{DATE_Y}}</w:t>
@@ -188,14 +188,14 @@
     </w:p>
     <w:p>
       <w:pPr>
-        <w:spacing w:after="20" w:before="0" w:line="252" w:lineRule="auto"/>
+        <w:spacing w:after="20" w:before="0" w:line="240" w:lineRule="auto"/>
       </w:pPr>
       <w:r>
         <w:rPr>
           <w:rFonts w:ascii="Sarabun" w:hAnsi="Sarabun" w:cs="Sarabun" w:eastAsia="Sarabun"/>
           <w:b w:val="0"/>
-          <w:sz w:val="21"/>
-          <w:szCs w:val="21"/>
+          <w:sz w:val="23"/>
+          <w:szCs w:val="23"/>
         </w:rPr>
         <w:t xml:space="preserve">ด้วยภาควิชา/หน่วยงาน </w:t>
       </w:r>
@@ -203,8 +203,8 @@
         <w:rPr>
           <w:rFonts w:ascii="Sarabun" w:hAnsi="Sarabun" w:cs="Sarabun" w:eastAsia="Sarabun"/>
           <w:b/>
-          <w:sz w:val="21"/>
-          <w:szCs w:val="21"/>
+          <w:sz w:val="23"/>
+          <w:szCs w:val="23"/>
           <w:bCs/>
         </w:rPr>
         <w:t>{{DEPT}}</w:t>
@@ -213,8 +213,8 @@
         <w:rPr>
           <w:rFonts w:ascii="Sarabun" w:hAnsi="Sarabun" w:cs="Sarabun" w:eastAsia="Sarabun"/>
           <w:b w:val="0"/>
-          <w:sz w:val="21"/>
-          <w:szCs w:val="21"/>
+          <w:sz w:val="23"/>
+          <w:szCs w:val="23"/>
         </w:rPr>
         <w:t xml:space="preserve">  หมายเลขติดต่อกลับ </w:t>
       </w:r>
@@ -222,8 +222,8 @@
         <w:rPr>
           <w:rFonts w:ascii="Sarabun" w:hAnsi="Sarabun" w:cs="Sarabun" w:eastAsia="Sarabun"/>
           <w:b/>
-          <w:sz w:val="21"/>
-          <w:szCs w:val="21"/>
+          <w:sz w:val="23"/>
+          <w:szCs w:val="23"/>
           <w:bCs/>
         </w:rPr>
         <w:t>{{PHONE}}</w:t>
@@ -232,8 +232,8 @@
         <w:rPr>
           <w:rFonts w:ascii="Sarabun" w:hAnsi="Sarabun" w:cs="Sarabun" w:eastAsia="Sarabun"/>
           <w:b w:val="0"/>
-          <w:sz w:val="21"/>
-          <w:szCs w:val="21"/>
+          <w:sz w:val="23"/>
+          <w:szCs w:val="23"/>
         </w:rPr>
         <w:t xml:space="preserve">  ชั้น </w:t>
       </w:r>
@@ -241,8 +241,8 @@
         <w:rPr>
           <w:rFonts w:ascii="Sarabun" w:hAnsi="Sarabun" w:cs="Sarabun" w:eastAsia="Sarabun"/>
           <w:b/>
-          <w:sz w:val="21"/>
-          <w:szCs w:val="21"/>
+          <w:sz w:val="23"/>
+          <w:szCs w:val="23"/>
           <w:bCs/>
         </w:rPr>
         <w:t>{{FLOOR}}</w:t>
@@ -251,8 +251,8 @@
         <w:rPr>
           <w:rFonts w:ascii="Sarabun" w:hAnsi="Sarabun" w:cs="Sarabun" w:eastAsia="Sarabun"/>
           <w:b w:val="0"/>
-          <w:sz w:val="21"/>
-          <w:szCs w:val="21"/>
+          <w:sz w:val="23"/>
+          <w:szCs w:val="23"/>
         </w:rPr>
         <w:t xml:space="preserve">  ห้อง </w:t>
       </w:r>
@@ -260,8 +260,8 @@
         <w:rPr>
           <w:rFonts w:ascii="Sarabun" w:hAnsi="Sarabun" w:cs="Sarabun" w:eastAsia="Sarabun"/>
           <w:b/>
-          <w:sz w:val="21"/>
-          <w:szCs w:val="21"/>
+          <w:sz w:val="23"/>
+          <w:szCs w:val="23"/>
           <w:bCs/>
         </w:rPr>
         <w:t>{{ROOM}}</w:t>
@@ -270,8 +270,8 @@
         <w:rPr>
           <w:rFonts w:ascii="Sarabun" w:hAnsi="Sarabun" w:cs="Sarabun" w:eastAsia="Sarabun"/>
           <w:b w:val="0"/>
-          <w:sz w:val="21"/>
-          <w:szCs w:val="21"/>
+          <w:sz w:val="23"/>
+          <w:szCs w:val="23"/>
         </w:rPr>
         <w:t xml:space="preserve">  มีความประสงค์ขอแจ้งซ่อม</w:t>
       </w:r>
@@ -302,8 +302,8 @@
               <w:rPr>
                 <w:rFonts w:ascii="Sarabun" w:hAnsi="Sarabun" w:cs="Sarabun" w:eastAsia="Sarabun"/>
                 <w:b w:val="0"/>
-                <w:sz w:val="22"/>
-                <w:szCs w:val="22"/>
+                <w:sz w:val="25"/>
+                <w:szCs w:val="25"/>
               </w:rPr>
               <w:t xml:space="preserve">{{B1}} </w:t>
             </w:r>
@@ -311,8 +311,8 @@
               <w:rPr>
                 <w:rFonts w:ascii="Sarabun" w:hAnsi="Sarabun" w:cs="Sarabun" w:eastAsia="Sarabun"/>
                 <w:b w:val="0"/>
-                <w:sz w:val="19"/>
-                <w:szCs w:val="19"/>
+                <w:sz w:val="22"/>
+                <w:szCs w:val="22"/>
               </w:rPr>
               <w:t>อาคารจักรพิชัยรณรงค์สงคราม</w:t>
             </w:r>
@@ -330,8 +330,8 @@
               <w:rPr>
                 <w:rFonts w:ascii="Sarabun" w:hAnsi="Sarabun" w:cs="Sarabun" w:eastAsia="Sarabun"/>
                 <w:b w:val="0"/>
-                <w:sz w:val="22"/>
-                <w:szCs w:val="22"/>
+                <w:sz w:val="25"/>
+                <w:szCs w:val="25"/>
               </w:rPr>
               <w:t xml:space="preserve">{{B2}} </w:t>
             </w:r>
@@ -339,8 +339,8 @@
               <w:rPr>
                 <w:rFonts w:ascii="Sarabun" w:hAnsi="Sarabun" w:cs="Sarabun" w:eastAsia="Sarabun"/>
                 <w:b w:val="0"/>
-                <w:sz w:val="19"/>
-                <w:szCs w:val="19"/>
+                <w:sz w:val="22"/>
+                <w:szCs w:val="22"/>
               </w:rPr>
               <w:t>อาคารเรียนและปฏิบัติการ</w:t>
             </w:r>
@@ -358,8 +358,8 @@
               <w:rPr>
                 <w:rFonts w:ascii="Sarabun" w:hAnsi="Sarabun" w:cs="Sarabun" w:eastAsia="Sarabun"/>
                 <w:b w:val="0"/>
-                <w:sz w:val="22"/>
-                <w:szCs w:val="22"/>
+                <w:sz w:val="25"/>
+                <w:szCs w:val="25"/>
               </w:rPr>
               <w:t xml:space="preserve">{{B3}} </w:t>
             </w:r>
@@ -367,8 +367,8 @@
               <w:rPr>
                 <w:rFonts w:ascii="Sarabun" w:hAnsi="Sarabun" w:cs="Sarabun" w:eastAsia="Sarabun"/>
                 <w:b w:val="0"/>
-                <w:sz w:val="19"/>
-                <w:szCs w:val="19"/>
+                <w:sz w:val="22"/>
+                <w:szCs w:val="22"/>
               </w:rPr>
               <w:t>อาคารสนับสนุนและอำนวยการ (อาคารจอดรถ)</w:t>
             </w:r>
@@ -388,8 +388,8 @@
               <w:rPr>
                 <w:rFonts w:ascii="Sarabun" w:hAnsi="Sarabun" w:cs="Sarabun" w:eastAsia="Sarabun"/>
                 <w:b w:val="0"/>
-                <w:sz w:val="22"/>
-                <w:szCs w:val="22"/>
+                <w:sz w:val="25"/>
+                <w:szCs w:val="25"/>
               </w:rPr>
               <w:t xml:space="preserve">{{B4}} </w:t>
             </w:r>
@@ -397,8 +397,8 @@
               <w:rPr>
                 <w:rFonts w:ascii="Sarabun" w:hAnsi="Sarabun" w:cs="Sarabun" w:eastAsia="Sarabun"/>
                 <w:b w:val="0"/>
-                <w:sz w:val="19"/>
-                <w:szCs w:val="19"/>
+                <w:sz w:val="22"/>
+                <w:szCs w:val="22"/>
               </w:rPr>
               <w:t>อาคารเฉลิมพระเกียรติ 6 รอบฯ</w:t>
             </w:r>
@@ -416,8 +416,8 @@
               <w:rPr>
                 <w:rFonts w:ascii="Sarabun" w:hAnsi="Sarabun" w:cs="Sarabun" w:eastAsia="Sarabun"/>
                 <w:b w:val="0"/>
-                <w:sz w:val="22"/>
-                <w:szCs w:val="22"/>
+                <w:sz w:val="25"/>
+                <w:szCs w:val="25"/>
               </w:rPr>
               <w:t xml:space="preserve">{{B5}} </w:t>
             </w:r>
@@ -425,8 +425,8 @@
               <w:rPr>
                 <w:rFonts w:ascii="Sarabun" w:hAnsi="Sarabun" w:cs="Sarabun" w:eastAsia="Sarabun"/>
                 <w:b w:val="0"/>
-                <w:sz w:val="19"/>
-                <w:szCs w:val="19"/>
+                <w:sz w:val="22"/>
+                <w:szCs w:val="22"/>
               </w:rPr>
               <w:t>อาคารเฉลิมพระเกียรติ 80 พรรษาฯ</w:t>
             </w:r>
@@ -444,8 +444,8 @@
               <w:rPr>
                 <w:rFonts w:ascii="Sarabun" w:hAnsi="Sarabun" w:cs="Sarabun" w:eastAsia="Sarabun"/>
                 <w:b w:val="0"/>
-                <w:sz w:val="22"/>
-                <w:szCs w:val="22"/>
+                <w:sz w:val="25"/>
+                <w:szCs w:val="25"/>
               </w:rPr>
               <w:t xml:space="preserve">{{B6}} </w:t>
             </w:r>
@@ -453,8 +453,8 @@
               <w:rPr>
                 <w:rFonts w:ascii="Sarabun" w:hAnsi="Sarabun" w:cs="Sarabun" w:eastAsia="Sarabun"/>
                 <w:b w:val="0"/>
-                <w:sz w:val="19"/>
-                <w:szCs w:val="19"/>
+                <w:sz w:val="22"/>
+                <w:szCs w:val="22"/>
               </w:rPr>
               <w:t>อาคารปฏิบัติการกายวิภาคศาสตร์</w:t>
             </w:r>
@@ -464,28 +464,28 @@
     </w:tbl>
     <w:p>
       <w:pPr>
-        <w:spacing w:after="0" w:before="0" w:line="252" w:lineRule="auto"/>
+        <w:spacing w:after="0" w:before="0" w:line="240" w:lineRule="auto"/>
       </w:pPr>
       <w:r>
         <w:rPr>
           <w:rFonts w:ascii="Sarabun" w:hAnsi="Sarabun" w:cs="Sarabun" w:eastAsia="Sarabun"/>
           <w:b w:val="0"/>
-          <w:sz w:val="20"/>
-          <w:szCs w:val="20"/>
+          <w:sz w:val="23"/>
+          <w:szCs w:val="23"/>
         </w:rPr>
         <w:t>{{BUILDING_OTHER}}</w:t>
       </w:r>
     </w:p>
     <w:p>
       <w:pPr>
-        <w:spacing w:after="20" w:before="60" w:line="252" w:lineRule="auto"/>
+        <w:spacing w:after="20" w:before="40" w:line="240" w:lineRule="auto"/>
       </w:pPr>
       <w:r>
         <w:rPr>
           <w:rFonts w:ascii="Sarabun" w:hAnsi="Sarabun" w:cs="Sarabun" w:eastAsia="Sarabun"/>
           <w:b/>
-          <w:sz w:val="21"/>
-          <w:szCs w:val="21"/>
+          <w:sz w:val="23"/>
+          <w:szCs w:val="23"/>
           <w:bCs/>
         </w:rPr>
         <w:t>1.) งานด้านคอมพิวเตอร์และอุปกรณ์ต่อพ่วง เช่น เครื่องพิมพ์, สแกนเนอร์, เครื่องสำรองไฟฟ้า (UPS)</w:t>
@@ -516,8 +516,8 @@
               <w:rPr>
                 <w:rFonts w:ascii="Sarabun" w:hAnsi="Sarabun" w:cs="Sarabun" w:eastAsia="Sarabun"/>
                 <w:b w:val="0"/>
-                <w:sz w:val="22"/>
-                <w:szCs w:val="22"/>
+                <w:sz w:val="25"/>
+                <w:szCs w:val="25"/>
               </w:rPr>
               <w:t xml:space="preserve">   {{I1_1}} </w:t>
             </w:r>
@@ -525,8 +525,8 @@
               <w:rPr>
                 <w:rFonts w:ascii="Sarabun" w:hAnsi="Sarabun" w:cs="Sarabun" w:eastAsia="Sarabun"/>
                 <w:b w:val="0"/>
-                <w:sz w:val="20"/>
-                <w:szCs w:val="20"/>
+                <w:sz w:val="23"/>
+                <w:szCs w:val="23"/>
               </w:rPr>
               <w:t>ย้ายหรือติดตั้ง</w:t>
             </w:r>
@@ -544,8 +544,8 @@
               <w:rPr>
                 <w:rFonts w:ascii="Sarabun" w:hAnsi="Sarabun" w:cs="Sarabun" w:eastAsia="Sarabun"/>
                 <w:b w:val="0"/>
-                <w:sz w:val="22"/>
-                <w:szCs w:val="22"/>
+                <w:sz w:val="25"/>
+                <w:szCs w:val="25"/>
               </w:rPr>
               <w:t xml:space="preserve">   {{I1_2}} </w:t>
             </w:r>
@@ -553,8 +553,8 @@
               <w:rPr>
                 <w:rFonts w:ascii="Sarabun" w:hAnsi="Sarabun" w:cs="Sarabun" w:eastAsia="Sarabun"/>
                 <w:b w:val="0"/>
-                <w:sz w:val="20"/>
-                <w:szCs w:val="20"/>
+                <w:sz w:val="23"/>
+                <w:szCs w:val="23"/>
               </w:rPr>
               <w:t>ติดตั้งโปรแกรมพื้นฐานหรือโปรแกรมเฉพาะงาน</w:t>
             </w:r>
@@ -574,8 +574,8 @@
               <w:rPr>
                 <w:rFonts w:ascii="Sarabun" w:hAnsi="Sarabun" w:cs="Sarabun" w:eastAsia="Sarabun"/>
                 <w:b w:val="0"/>
-                <w:sz w:val="22"/>
-                <w:szCs w:val="22"/>
+                <w:sz w:val="25"/>
+                <w:szCs w:val="25"/>
               </w:rPr>
               <w:t xml:space="preserve">   {{I1_3}} </w:t>
             </w:r>
@@ -583,8 +583,8 @@
               <w:rPr>
                 <w:rFonts w:ascii="Sarabun" w:hAnsi="Sarabun" w:cs="Sarabun" w:eastAsia="Sarabun"/>
                 <w:b w:val="0"/>
-                <w:sz w:val="20"/>
-                <w:szCs w:val="20"/>
+                <w:sz w:val="23"/>
+                <w:szCs w:val="23"/>
               </w:rPr>
               <w:t>ระบบปฏิบัติการ Windows มีปัญหา</w:t>
             </w:r>
@@ -602,8 +602,8 @@
               <w:rPr>
                 <w:rFonts w:ascii="Sarabun" w:hAnsi="Sarabun" w:cs="Sarabun" w:eastAsia="Sarabun"/>
                 <w:b w:val="0"/>
-                <w:sz w:val="22"/>
-                <w:szCs w:val="22"/>
+                <w:sz w:val="25"/>
+                <w:szCs w:val="25"/>
               </w:rPr>
               <w:t xml:space="preserve">   {{I1_4}} </w:t>
             </w:r>
@@ -611,8 +611,8 @@
               <w:rPr>
                 <w:rFonts w:ascii="Sarabun" w:hAnsi="Sarabun" w:cs="Sarabun" w:eastAsia="Sarabun"/>
                 <w:b w:val="0"/>
-                <w:sz w:val="20"/>
-                <w:szCs w:val="20"/>
+                <w:sz w:val="23"/>
+                <w:szCs w:val="23"/>
               </w:rPr>
               <w:t>แก้ไข/อัพเดท/ติดตั้ง Antivirus</w:t>
             </w:r>
@@ -632,8 +632,8 @@
               <w:rPr>
                 <w:rFonts w:ascii="Sarabun" w:hAnsi="Sarabun" w:cs="Sarabun" w:eastAsia="Sarabun"/>
                 <w:b w:val="0"/>
-                <w:sz w:val="22"/>
-                <w:szCs w:val="22"/>
+                <w:sz w:val="25"/>
+                <w:szCs w:val="25"/>
               </w:rPr>
               <w:t xml:space="preserve">   {{I1_5}} </w:t>
             </w:r>
@@ -641,8 +641,8 @@
               <w:rPr>
                 <w:rFonts w:ascii="Sarabun" w:hAnsi="Sarabun" w:cs="Sarabun" w:eastAsia="Sarabun"/>
                 <w:b w:val="0"/>
-                <w:sz w:val="20"/>
-                <w:szCs w:val="20"/>
+                <w:sz w:val="23"/>
+                <w:szCs w:val="23"/>
               </w:rPr>
               <w:t>อุปกรณ์ชำรุด (คอมพิวเตอร์/เครื่องพิมพ์/สแกนเนอร์/UPS)</w:t>
             </w:r>
@@ -662,14 +662,14 @@
     </w:tbl>
     <w:p>
       <w:pPr>
-        <w:spacing w:after="20" w:before="60" w:line="252" w:lineRule="auto"/>
+        <w:spacing w:after="20" w:before="40" w:line="240" w:lineRule="auto"/>
       </w:pPr>
       <w:r>
         <w:rPr>
           <w:rFonts w:ascii="Sarabun" w:hAnsi="Sarabun" w:cs="Sarabun" w:eastAsia="Sarabun"/>
           <w:b/>
-          <w:sz w:val="21"/>
-          <w:szCs w:val="21"/>
+          <w:sz w:val="23"/>
+          <w:szCs w:val="23"/>
           <w:bCs/>
         </w:rPr>
         <w:t>2.) งานด้านระบบเครือข่ายอินเตอร์เน็ต</w:t>
@@ -700,8 +700,8 @@
               <w:rPr>
                 <w:rFonts w:ascii="Sarabun" w:hAnsi="Sarabun" w:cs="Sarabun" w:eastAsia="Sarabun"/>
                 <w:b w:val="0"/>
-                <w:sz w:val="22"/>
-                <w:szCs w:val="22"/>
+                <w:sz w:val="25"/>
+                <w:szCs w:val="25"/>
               </w:rPr>
               <w:t xml:space="preserve">   {{I2_1}} </w:t>
             </w:r>
@@ -709,8 +709,8 @@
               <w:rPr>
                 <w:rFonts w:ascii="Sarabun" w:hAnsi="Sarabun" w:cs="Sarabun" w:eastAsia="Sarabun"/>
                 <w:b w:val="0"/>
-                <w:sz w:val="20"/>
-                <w:szCs w:val="20"/>
+                <w:sz w:val="23"/>
+                <w:szCs w:val="23"/>
               </w:rPr>
               <w:t>เพิ่มจุด LAN, WiFi</w:t>
             </w:r>
@@ -728,8 +728,8 @@
               <w:rPr>
                 <w:rFonts w:ascii="Sarabun" w:hAnsi="Sarabun" w:cs="Sarabun" w:eastAsia="Sarabun"/>
                 <w:b w:val="0"/>
-                <w:sz w:val="22"/>
-                <w:szCs w:val="22"/>
+                <w:sz w:val="25"/>
+                <w:szCs w:val="25"/>
               </w:rPr>
               <w:t xml:space="preserve">   {{I2_2}} </w:t>
             </w:r>
@@ -737,8 +737,8 @@
               <w:rPr>
                 <w:rFonts w:ascii="Sarabun" w:hAnsi="Sarabun" w:cs="Sarabun" w:eastAsia="Sarabun"/>
                 <w:b w:val="0"/>
-                <w:sz w:val="20"/>
-                <w:szCs w:val="20"/>
+                <w:sz w:val="23"/>
+                <w:szCs w:val="23"/>
               </w:rPr>
               <w:t>WiFi มีปัญหา</w:t>
             </w:r>
@@ -758,8 +758,8 @@
               <w:rPr>
                 <w:rFonts w:ascii="Sarabun" w:hAnsi="Sarabun" w:cs="Sarabun" w:eastAsia="Sarabun"/>
                 <w:b w:val="0"/>
-                <w:sz w:val="22"/>
-                <w:szCs w:val="22"/>
+                <w:sz w:val="25"/>
+                <w:szCs w:val="25"/>
               </w:rPr>
               <w:t xml:space="preserve">   {{I2_3}} </w:t>
             </w:r>
@@ -767,8 +767,8 @@
               <w:rPr>
                 <w:rFonts w:ascii="Sarabun" w:hAnsi="Sarabun" w:cs="Sarabun" w:eastAsia="Sarabun"/>
                 <w:b w:val="0"/>
-                <w:sz w:val="20"/>
-                <w:szCs w:val="20"/>
+                <w:sz w:val="23"/>
+                <w:szCs w:val="23"/>
               </w:rPr>
               <w:t>ลงทะเบียนการใช้เครือข่าย</w:t>
             </w:r>
@@ -786,8 +786,8 @@
               <w:rPr>
                 <w:rFonts w:ascii="Sarabun" w:hAnsi="Sarabun" w:cs="Sarabun" w:eastAsia="Sarabun"/>
                 <w:b w:val="0"/>
-                <w:sz w:val="22"/>
-                <w:szCs w:val="22"/>
+                <w:sz w:val="25"/>
+                <w:szCs w:val="25"/>
               </w:rPr>
               <w:t xml:space="preserve">   {{I2_4}} </w:t>
             </w:r>
@@ -795,8 +795,8 @@
               <w:rPr>
                 <w:rFonts w:ascii="Sarabun" w:hAnsi="Sarabun" w:cs="Sarabun" w:eastAsia="Sarabun"/>
                 <w:b w:val="0"/>
-                <w:sz w:val="20"/>
-                <w:szCs w:val="20"/>
+                <w:sz w:val="23"/>
+                <w:szCs w:val="23"/>
               </w:rPr>
               <w:t>สาย LAN ขาด/เสีย</w:t>
             </w:r>
@@ -806,14 +806,14 @@
     </w:tbl>
     <w:p>
       <w:pPr>
-        <w:spacing w:after="20" w:before="60" w:line="252" w:lineRule="auto"/>
+        <w:spacing w:after="20" w:before="40" w:line="240" w:lineRule="auto"/>
       </w:pPr>
       <w:r>
         <w:rPr>
           <w:rFonts w:ascii="Sarabun" w:hAnsi="Sarabun" w:cs="Sarabun" w:eastAsia="Sarabun"/>
           <w:b/>
-          <w:sz w:val="21"/>
-          <w:szCs w:val="21"/>
+          <w:sz w:val="23"/>
+          <w:szCs w:val="23"/>
           <w:bCs/>
         </w:rPr>
         <w:t>3.) งานด้านบัตรประจำตัว/บัตรจอดรถ/เครื่องสแกนนิ้ว/ใบหน้า</w:t>
@@ -844,8 +844,8 @@
               <w:rPr>
                 <w:rFonts w:ascii="Sarabun" w:hAnsi="Sarabun" w:cs="Sarabun" w:eastAsia="Sarabun"/>
                 <w:b w:val="0"/>
-                <w:sz w:val="22"/>
-                <w:szCs w:val="22"/>
+                <w:sz w:val="25"/>
+                <w:szCs w:val="25"/>
               </w:rPr>
               <w:t xml:space="preserve">   {{I3_1}} </w:t>
             </w:r>
@@ -853,8 +853,8 @@
               <w:rPr>
                 <w:rFonts w:ascii="Sarabun" w:hAnsi="Sarabun" w:cs="Sarabun" w:eastAsia="Sarabun"/>
                 <w:b w:val="0"/>
-                <w:sz w:val="20"/>
-                <w:szCs w:val="20"/>
+                <w:sz w:val="23"/>
+                <w:szCs w:val="23"/>
               </w:rPr>
               <w:t>บัตรหาย (แนบใบเสร็จ และเอกสารทำบัตร)</w:t>
             </w:r>
@@ -872,8 +872,8 @@
               <w:rPr>
                 <w:rFonts w:ascii="Sarabun" w:hAnsi="Sarabun" w:cs="Sarabun" w:eastAsia="Sarabun"/>
                 <w:b w:val="0"/>
-                <w:sz w:val="22"/>
-                <w:szCs w:val="22"/>
+                <w:sz w:val="25"/>
+                <w:szCs w:val="25"/>
               </w:rPr>
               <w:t xml:space="preserve">   {{I3_2}} </w:t>
             </w:r>
@@ -881,8 +881,8 @@
               <w:rPr>
                 <w:rFonts w:ascii="Sarabun" w:hAnsi="Sarabun" w:cs="Sarabun" w:eastAsia="Sarabun"/>
                 <w:b w:val="0"/>
-                <w:sz w:val="20"/>
-                <w:szCs w:val="20"/>
+                <w:sz w:val="23"/>
+                <w:szCs w:val="23"/>
               </w:rPr>
               <w:t>เพิ่มประตู</w:t>
             </w:r>
@@ -902,8 +902,8 @@
               <w:rPr>
                 <w:rFonts w:ascii="Sarabun" w:hAnsi="Sarabun" w:cs="Sarabun" w:eastAsia="Sarabun"/>
                 <w:b w:val="0"/>
-                <w:sz w:val="22"/>
-                <w:szCs w:val="22"/>
+                <w:sz w:val="25"/>
+                <w:szCs w:val="25"/>
               </w:rPr>
               <w:t xml:space="preserve">   {{I3_3}} </w:t>
             </w:r>
@@ -911,8 +911,8 @@
               <w:rPr>
                 <w:rFonts w:ascii="Sarabun" w:hAnsi="Sarabun" w:cs="Sarabun" w:eastAsia="Sarabun"/>
                 <w:b w:val="0"/>
-                <w:sz w:val="20"/>
-                <w:szCs w:val="20"/>
+                <w:sz w:val="23"/>
+                <w:szCs w:val="23"/>
               </w:rPr>
               <w:t>สแกนไม่ได้</w:t>
             </w:r>
@@ -932,14 +932,14 @@
     </w:tbl>
     <w:p>
       <w:pPr>
-        <w:spacing w:after="20" w:before="0" w:line="252" w:lineRule="auto"/>
+        <w:spacing w:after="20" w:before="0" w:line="240" w:lineRule="auto"/>
       </w:pPr>
       <w:r>
         <w:rPr>
           <w:rFonts w:ascii="Sarabun" w:hAnsi="Sarabun" w:cs="Sarabun" w:eastAsia="Sarabun"/>
           <w:b w:val="0"/>
-          <w:sz w:val="21"/>
-          <w:szCs w:val="21"/>
+          <w:sz w:val="23"/>
+          <w:szCs w:val="23"/>
         </w:rPr>
         <w:t xml:space="preserve">      ชื่อ-นามสกุล </w:t>
       </w:r>
@@ -947,8 +947,8 @@
         <w:rPr>
           <w:rFonts w:ascii="Sarabun" w:hAnsi="Sarabun" w:cs="Sarabun" w:eastAsia="Sarabun"/>
           <w:b/>
-          <w:sz w:val="21"/>
-          <w:szCs w:val="21"/>
+          <w:sz w:val="23"/>
+          <w:szCs w:val="23"/>
           <w:bCs/>
         </w:rPr>
         <w:t>{{CARD_NAME}}</w:t>
@@ -957,8 +957,8 @@
         <w:rPr>
           <w:rFonts w:ascii="Sarabun" w:hAnsi="Sarabun" w:cs="Sarabun" w:eastAsia="Sarabun"/>
           <w:b w:val="0"/>
-          <w:sz w:val="21"/>
-          <w:szCs w:val="21"/>
+          <w:sz w:val="23"/>
+          <w:szCs w:val="23"/>
         </w:rPr>
         <w:t xml:space="preserve">   เลขหลังบัตรบุคลากร/บัตรจอดรถ </w:t>
       </w:r>
@@ -966,8 +966,8 @@
         <w:rPr>
           <w:rFonts w:ascii="Sarabun" w:hAnsi="Sarabun" w:cs="Sarabun" w:eastAsia="Sarabun"/>
           <w:b/>
-          <w:sz w:val="21"/>
-          <w:szCs w:val="21"/>
+          <w:sz w:val="23"/>
+          <w:szCs w:val="23"/>
           <w:bCs/>
         </w:rPr>
         <w:t>{{CARD_NO}}</w:t>
@@ -975,14 +975,14 @@
     </w:p>
     <w:p>
       <w:pPr>
-        <w:spacing w:after="20" w:before="60" w:line="252" w:lineRule="auto"/>
+        <w:spacing w:after="20" w:before="60" w:line="240" w:lineRule="auto"/>
       </w:pPr>
       <w:r>
         <w:rPr>
           <w:rFonts w:ascii="Sarabun" w:hAnsi="Sarabun" w:cs="Sarabun" w:eastAsia="Sarabun"/>
           <w:b/>
-          <w:sz w:val="21"/>
-          <w:szCs w:val="21"/>
+          <w:sz w:val="23"/>
+          <w:szCs w:val="23"/>
           <w:bCs/>
         </w:rPr>
         <w:t xml:space="preserve">4.) </w:t>
@@ -991,8 +991,8 @@
         <w:rPr>
           <w:rFonts w:ascii="Sarabun" w:hAnsi="Sarabun" w:cs="Sarabun" w:eastAsia="Sarabun"/>
           <w:b w:val="0"/>
-          <w:sz w:val="22"/>
-          <w:szCs w:val="22"/>
+          <w:sz w:val="25"/>
+          <w:szCs w:val="25"/>
         </w:rPr>
         <w:t xml:space="preserve">{{I4_1}} </w:t>
       </w:r>
@@ -1000,8 +1000,8 @@
         <w:rPr>
           <w:rFonts w:ascii="Sarabun" w:hAnsi="Sarabun" w:cs="Sarabun" w:eastAsia="Sarabun"/>
           <w:b/>
-          <w:sz w:val="21"/>
-          <w:szCs w:val="21"/>
+          <w:sz w:val="23"/>
+          <w:szCs w:val="23"/>
           <w:bCs/>
         </w:rPr>
         <w:t xml:space="preserve">อื่นๆ </w:t>
@@ -1010,22 +1010,22 @@
         <w:rPr>
           <w:rFonts w:ascii="Sarabun" w:hAnsi="Sarabun" w:cs="Sarabun" w:eastAsia="Sarabun"/>
           <w:b w:val="0"/>
-          <w:sz w:val="21"/>
-          <w:szCs w:val="21"/>
+          <w:sz w:val="23"/>
+          <w:szCs w:val="23"/>
         </w:rPr>
         <w:t>{{ITEMS_OTHER}}</w:t>
       </w:r>
     </w:p>
     <w:p>
       <w:pPr>
-        <w:spacing w:after="20" w:before="0" w:line="252" w:lineRule="auto"/>
+        <w:spacing w:after="20" w:before="0" w:line="240" w:lineRule="auto"/>
       </w:pPr>
       <w:r>
         <w:rPr>
           <w:rFonts w:ascii="Sarabun" w:hAnsi="Sarabun" w:cs="Sarabun" w:eastAsia="Sarabun"/>
           <w:b w:val="0"/>
-          <w:sz w:val="21"/>
-          <w:szCs w:val="21"/>
+          <w:sz w:val="23"/>
+          <w:szCs w:val="23"/>
         </w:rPr>
         <w:t xml:space="preserve">รายละเอียด/สาเหตุการแจ้งซ่อม: </w:t>
       </w:r>
@@ -1033,8 +1033,8 @@
         <w:rPr>
           <w:rFonts w:ascii="Sarabun" w:hAnsi="Sarabun" w:cs="Sarabun" w:eastAsia="Sarabun"/>
           <w:b/>
-          <w:sz w:val="21"/>
-          <w:szCs w:val="21"/>
+          <w:sz w:val="23"/>
+          <w:szCs w:val="23"/>
           <w:bCs/>
         </w:rPr>
         <w:t>{{DETAIL}}</w:t>
@@ -1076,38 +1076,38 @@
               <w:rPr>
                 <w:rFonts w:ascii="Sarabun" w:hAnsi="Sarabun" w:cs="Sarabun" w:eastAsia="Sarabun"/>
                 <w:b w:val="0"/>
-                <w:sz w:val="21"/>
-                <w:szCs w:val="21"/>
+                <w:sz w:val="24"/>
+                <w:szCs w:val="24"/>
               </w:rPr>
               <w:t>{{SIG_REPORTER}}</w:t>
             </w:r>
           </w:p>
           <w:p>
             <w:pPr>
-              <w:spacing w:after="0" w:before="0" w:line="252" w:lineRule="auto"/>
+              <w:spacing w:after="0" w:before="0" w:line="240" w:lineRule="auto"/>
               <w:jc w:val="center"/>
             </w:pPr>
             <w:r>
               <w:rPr>
                 <w:rFonts w:ascii="Sarabun" w:hAnsi="Sarabun" w:cs="Sarabun" w:eastAsia="Sarabun"/>
                 <w:b w:val="0"/>
-                <w:sz w:val="21"/>
-                <w:szCs w:val="21"/>
+                <w:sz w:val="23"/>
+                <w:szCs w:val="23"/>
               </w:rPr>
               <w:t>ลงชื่อ ( {{REPORTER_NAME}} ) ผู้แจ้ง</w:t>
             </w:r>
           </w:p>
           <w:p>
             <w:pPr>
-              <w:spacing w:after="0" w:before="0" w:line="252" w:lineRule="auto"/>
+              <w:spacing w:after="0" w:before="0" w:line="240" w:lineRule="auto"/>
               <w:jc w:val="center"/>
             </w:pPr>
             <w:r>
               <w:rPr>
                 <w:rFonts w:ascii="Sarabun" w:hAnsi="Sarabun" w:cs="Sarabun" w:eastAsia="Sarabun"/>
                 <w:b w:val="0"/>
-                <w:sz w:val="21"/>
-                <w:szCs w:val="21"/>
+                <w:sz w:val="23"/>
+                <w:szCs w:val="23"/>
               </w:rPr>
               <w:t>{{REPORT_DATE}}</w:t>
             </w:r>
@@ -1140,14 +1140,14 @@
           </w:tcPr>
           <w:p>
             <w:pPr>
-              <w:spacing w:after="20" w:before="40" w:line="252" w:lineRule="auto"/>
+              <w:spacing w:after="20" w:before="40" w:line="240" w:lineRule="auto"/>
             </w:pPr>
             <w:r>
               <w:rPr>
                 <w:rFonts w:ascii="Sarabun" w:hAnsi="Sarabun" w:cs="Sarabun" w:eastAsia="Sarabun"/>
                 <w:b w:val="0"/>
-                <w:sz w:val="21"/>
-                <w:szCs w:val="21"/>
+                <w:sz w:val="23"/>
+                <w:szCs w:val="23"/>
               </w:rPr>
               <w:t xml:space="preserve">กำหนดแล้วเสร็จวันที่ </w:t>
             </w:r>
@@ -1155,8 +1155,8 @@
               <w:rPr>
                 <w:rFonts w:ascii="Sarabun" w:hAnsi="Sarabun" w:cs="Sarabun" w:eastAsia="Sarabun"/>
                 <w:b/>
-                <w:sz w:val="21"/>
-                <w:szCs w:val="21"/>
+                <w:sz w:val="23"/>
+                <w:szCs w:val="23"/>
                 <w:bCs/>
               </w:rPr>
               <w:t>{{DUE}}</w:t>
@@ -1164,14 +1164,14 @@
           </w:p>
           <w:p>
             <w:pPr>
-              <w:spacing w:after="20" w:before="0" w:line="252" w:lineRule="auto"/>
+              <w:spacing w:after="20" w:before="0" w:line="240" w:lineRule="auto"/>
             </w:pPr>
             <w:r>
               <w:rPr>
                 <w:rFonts w:ascii="Sarabun" w:hAnsi="Sarabun" w:cs="Sarabun" w:eastAsia="Sarabun"/>
                 <w:b w:val="0"/>
-                <w:sz w:val="21"/>
-                <w:szCs w:val="21"/>
+                <w:sz w:val="23"/>
+                <w:szCs w:val="23"/>
               </w:rPr>
               <w:t xml:space="preserve">ทางหน่วยงานนัดเข้าทำวันที่ </w:t>
             </w:r>
@@ -1179,23 +1179,51 @@
               <w:rPr>
                 <w:rFonts w:ascii="Sarabun" w:hAnsi="Sarabun" w:cs="Sarabun" w:eastAsia="Sarabun"/>
                 <w:b/>
-                <w:sz w:val="21"/>
-                <w:szCs w:val="21"/>
+                <w:sz w:val="23"/>
+                <w:szCs w:val="23"/>
                 <w:bCs/>
               </w:rPr>
               <w:t>{{APPOINT}}</w:t>
             </w:r>
+            <w:r>
+              <w:rPr>
+                <w:rFonts w:ascii="Sarabun" w:hAnsi="Sarabun" w:cs="Sarabun" w:eastAsia="Sarabun"/>
+                <w:b w:val="0"/>
+                <w:sz w:val="23"/>
+                <w:szCs w:val="23"/>
+              </w:rPr>
+              <w:t xml:space="preserve"> เวลา </w:t>
+            </w:r>
+            <w:r>
+              <w:rPr>
+                <w:rFonts w:ascii="Sarabun" w:hAnsi="Sarabun" w:cs="Sarabun" w:eastAsia="Sarabun"/>
+                <w:b/>
+                <w:sz w:val="23"/>
+                <w:szCs w:val="23"/>
+                <w:bCs/>
+              </w:rPr>
+              <w:t>{{APPOINT_TIME}}</w:t>
+            </w:r>
+            <w:r>
+              <w:rPr>
+                <w:rFonts w:ascii="Sarabun" w:hAnsi="Sarabun" w:cs="Sarabun" w:eastAsia="Sarabun"/>
+                <w:b w:val="0"/>
+                <w:sz w:val="23"/>
+                <w:szCs w:val="23"/>
+              </w:rPr>
+              <w:t xml:space="preserve"> น.</w:t>
+            </w:r>
           </w:p>
           <w:p>
             <w:pPr>
-              <w:spacing w:after="20" w:before="0" w:line="252" w:lineRule="auto"/>
+              <w:spacing w:after="20" w:before="0" w:line="240" w:lineRule="auto"/>
             </w:pPr>
             <w:r>
               <w:rPr>
                 <w:rFonts w:ascii="Sarabun" w:hAnsi="Sarabun" w:cs="Sarabun" w:eastAsia="Sarabun"/>
                 <w:b w:val="0"/>
-                <w:sz w:val="22"/>
-                <w:szCs w:val="22"/>
+                <w:sz w:val="25"/>
+                <w:szCs w:val="25"/>
               </w:rPr>
               <w:t xml:space="preserve">{{P_WAIT}} </w:t>
             </w:r>
@@ -1203,8 +1231,8 @@
               <w:rPr>
                 <w:rFonts w:ascii="Sarabun" w:hAnsi="Sarabun" w:cs="Sarabun" w:eastAsia="Sarabun"/>
                 <w:b w:val="0"/>
-                <w:sz w:val="21"/>
-                <w:szCs w:val="21"/>
+                <w:sz w:val="23"/>
+                <w:szCs w:val="23"/>
               </w:rPr>
               <w:t xml:space="preserve">ซ่อมได้ รอจัดอุปกรณ์ภายใน </w:t>
             </w:r>
@@ -1212,8 +1240,8 @@
               <w:rPr>
                 <w:rFonts w:ascii="Sarabun" w:hAnsi="Sarabun" w:cs="Sarabun" w:eastAsia="Sarabun"/>
                 <w:b/>
-                <w:sz w:val="21"/>
-                <w:szCs w:val="21"/>
+                <w:sz w:val="23"/>
+                <w:szCs w:val="23"/>
                 <w:bCs/>
               </w:rPr>
               <w:t>{{P_WAIT_DAYS}}</w:t>
@@ -1222,22 +1250,22 @@
               <w:rPr>
                 <w:rFonts w:ascii="Sarabun" w:hAnsi="Sarabun" w:cs="Sarabun" w:eastAsia="Sarabun"/>
                 <w:b w:val="0"/>
-                <w:sz w:val="21"/>
-                <w:szCs w:val="21"/>
+                <w:sz w:val="23"/>
+                <w:szCs w:val="23"/>
               </w:rPr>
               <w:t xml:space="preserve"> วัน</w:t>
             </w:r>
           </w:p>
           <w:p>
             <w:pPr>
-              <w:spacing w:after="20" w:before="0" w:line="252" w:lineRule="auto"/>
+              <w:spacing w:after="20" w:before="0" w:line="240" w:lineRule="auto"/>
             </w:pPr>
             <w:r>
               <w:rPr>
                 <w:rFonts w:ascii="Sarabun" w:hAnsi="Sarabun" w:cs="Sarabun" w:eastAsia="Sarabun"/>
                 <w:b w:val="0"/>
-                <w:sz w:val="22"/>
-                <w:szCs w:val="22"/>
+                <w:sz w:val="25"/>
+                <w:szCs w:val="25"/>
               </w:rPr>
               <w:t xml:space="preserve">{{P_EXT}} </w:t>
             </w:r>
@@ -1245,8 +1273,8 @@
               <w:rPr>
                 <w:rFonts w:ascii="Sarabun" w:hAnsi="Sarabun" w:cs="Sarabun" w:eastAsia="Sarabun"/>
                 <w:b w:val="0"/>
-                <w:sz w:val="21"/>
-                <w:szCs w:val="21"/>
+                <w:sz w:val="23"/>
+                <w:szCs w:val="23"/>
               </w:rPr>
               <w:t xml:space="preserve">ซ่อมไม่ได้ ติดต่อบริษัทภายนอกเข้าดำเนินการ </w:t>
             </w:r>
@@ -1254,8 +1282,8 @@
               <w:rPr>
                 <w:rFonts w:ascii="Sarabun" w:hAnsi="Sarabun" w:cs="Sarabun" w:eastAsia="Sarabun"/>
                 <w:b/>
-                <w:sz w:val="21"/>
-                <w:szCs w:val="21"/>
+                <w:sz w:val="23"/>
+                <w:szCs w:val="23"/>
                 <w:bCs/>
               </w:rPr>
               <w:t>{{P_EXT_DAYS}}</w:t>
@@ -1264,22 +1292,22 @@
               <w:rPr>
                 <w:rFonts w:ascii="Sarabun" w:hAnsi="Sarabun" w:cs="Sarabun" w:eastAsia="Sarabun"/>
                 <w:b w:val="0"/>
-                <w:sz w:val="21"/>
-                <w:szCs w:val="21"/>
+                <w:sz w:val="23"/>
+                <w:szCs w:val="23"/>
               </w:rPr>
               <w:t xml:space="preserve"> วัน</w:t>
             </w:r>
           </w:p>
           <w:p>
             <w:pPr>
-              <w:spacing w:after="20" w:before="0" w:line="252" w:lineRule="auto"/>
+              <w:spacing w:after="20" w:before="0" w:line="240" w:lineRule="auto"/>
             </w:pPr>
             <w:r>
               <w:rPr>
                 <w:rFonts w:ascii="Sarabun" w:hAnsi="Sarabun" w:cs="Sarabun" w:eastAsia="Sarabun"/>
                 <w:b w:val="0"/>
-                <w:sz w:val="21"/>
-                <w:szCs w:val="21"/>
+                <w:sz w:val="23"/>
+                <w:szCs w:val="23"/>
               </w:rPr>
               <w:t xml:space="preserve">หมายเหตุ: </w:t>
             </w:r>
@@ -1287,22 +1315,22 @@
               <w:rPr>
                 <w:rFonts w:ascii="Sarabun" w:hAnsi="Sarabun" w:cs="Sarabun" w:eastAsia="Sarabun"/>
                 <w:b w:val="0"/>
-                <w:sz w:val="21"/>
-                <w:szCs w:val="21"/>
+                <w:sz w:val="23"/>
+                <w:szCs w:val="23"/>
               </w:rPr>
               <w:t>{{PLAN_NOTE}}</w:t>
             </w:r>
           </w:p>
           <w:p>
             <w:pPr>
-              <w:spacing w:after="20" w:before="40" w:line="252" w:lineRule="auto"/>
+              <w:spacing w:after="20" w:before="40" w:line="240" w:lineRule="auto"/>
             </w:pPr>
             <w:r>
               <w:rPr>
                 <w:rFonts w:ascii="Sarabun" w:hAnsi="Sarabun" w:cs="Sarabun" w:eastAsia="Sarabun"/>
                 <w:b w:val="0"/>
-                <w:sz w:val="21"/>
-                <w:szCs w:val="21"/>
+                <w:sz w:val="23"/>
+                <w:szCs w:val="23"/>
               </w:rPr>
               <w:t xml:space="preserve">สาเหตุที่พบ: </w:t>
             </w:r>
@@ -1310,8 +1338,8 @@
               <w:rPr>
                 <w:rFonts w:ascii="Sarabun" w:hAnsi="Sarabun" w:cs="Sarabun" w:eastAsia="Sarabun"/>
                 <w:b/>
-                <w:sz w:val="21"/>
-                <w:szCs w:val="21"/>
+                <w:sz w:val="23"/>
+                <w:szCs w:val="23"/>
                 <w:bCs/>
               </w:rPr>
               <w:t>{{CAUSE}}</w:t>
@@ -1319,14 +1347,14 @@
           </w:p>
           <w:p>
             <w:pPr>
-              <w:spacing w:after="20" w:before="0" w:line="252" w:lineRule="auto"/>
+              <w:spacing w:after="20" w:before="0" w:line="240" w:lineRule="auto"/>
             </w:pPr>
             <w:r>
               <w:rPr>
                 <w:rFonts w:ascii="Sarabun" w:hAnsi="Sarabun" w:cs="Sarabun" w:eastAsia="Sarabun"/>
                 <w:b w:val="0"/>
-                <w:sz w:val="21"/>
-                <w:szCs w:val="21"/>
+                <w:sz w:val="23"/>
+                <w:szCs w:val="23"/>
               </w:rPr>
               <w:t xml:space="preserve">แนวทางการแก้ไข: </w:t>
             </w:r>
@@ -1334,8 +1362,8 @@
               <w:rPr>
                 <w:rFonts w:ascii="Sarabun" w:hAnsi="Sarabun" w:cs="Sarabun" w:eastAsia="Sarabun"/>
                 <w:b/>
-                <w:sz w:val="21"/>
-                <w:szCs w:val="21"/>
+                <w:sz w:val="23"/>
+                <w:szCs w:val="23"/>
                 <w:bCs/>
               </w:rPr>
               <w:t>{{SOLUTION}}</w:t>
@@ -1343,14 +1371,14 @@
           </w:p>
           <w:p>
             <w:pPr>
-              <w:spacing w:after="20" w:before="0" w:line="252" w:lineRule="auto"/>
+              <w:spacing w:after="20" w:before="0" w:line="240" w:lineRule="auto"/>
             </w:pPr>
             <w:r>
               <w:rPr>
                 <w:rFonts w:ascii="Sarabun" w:hAnsi="Sarabun" w:cs="Sarabun" w:eastAsia="Sarabun"/>
                 <w:b w:val="0"/>
-                <w:sz w:val="21"/>
-                <w:szCs w:val="21"/>
+                <w:sz w:val="23"/>
+                <w:szCs w:val="23"/>
               </w:rPr>
               <w:t xml:space="preserve">คำแนะนำเบื้องต้น: </w:t>
             </w:r>
@@ -1358,22 +1386,22 @@
               <w:rPr>
                 <w:rFonts w:ascii="Sarabun" w:hAnsi="Sarabun" w:cs="Sarabun" w:eastAsia="Sarabun"/>
                 <w:b w:val="0"/>
-                <w:sz w:val="21"/>
-                <w:szCs w:val="21"/>
+                <w:sz w:val="23"/>
+                <w:szCs w:val="23"/>
               </w:rPr>
               <w:t>{{ADVICE}}</w:t>
             </w:r>
           </w:p>
           <w:p>
             <w:pPr>
-              <w:spacing w:after="20" w:before="0" w:line="252" w:lineRule="auto"/>
+              <w:spacing w:after="20" w:before="0" w:line="240" w:lineRule="auto"/>
             </w:pPr>
             <w:r>
               <w:rPr>
                 <w:rFonts w:ascii="Sarabun" w:hAnsi="Sarabun" w:cs="Sarabun" w:eastAsia="Sarabun"/>
                 <w:b w:val="0"/>
-                <w:sz w:val="21"/>
-                <w:szCs w:val="21"/>
+                <w:sz w:val="23"/>
+                <w:szCs w:val="23"/>
               </w:rPr>
               <w:t xml:space="preserve">รหัสครุภัณฑ์: </w:t>
             </w:r>
@@ -1381,8 +1409,8 @@
               <w:rPr>
                 <w:rFonts w:ascii="Sarabun" w:hAnsi="Sarabun" w:cs="Sarabun" w:eastAsia="Sarabun"/>
                 <w:b w:val="0"/>
-                <w:sz w:val="21"/>
-                <w:szCs w:val="21"/>
+                <w:sz w:val="23"/>
+                <w:szCs w:val="23"/>
               </w:rPr>
               <w:t>{{ASSET}}</w:t>
             </w:r>
@@ -1390,8 +1418,8 @@
               <w:rPr>
                 <w:rFonts w:ascii="Sarabun" w:hAnsi="Sarabun" w:cs="Sarabun" w:eastAsia="Sarabun"/>
                 <w:b w:val="0"/>
-                <w:sz w:val="21"/>
-                <w:szCs w:val="21"/>
+                <w:sz w:val="23"/>
+                <w:szCs w:val="23"/>
               </w:rPr>
               <w:t xml:space="preserve">   ประเภท: </w:t>
             </w:r>
@@ -1399,22 +1427,22 @@
               <w:rPr>
                 <w:rFonts w:ascii="Sarabun" w:hAnsi="Sarabun" w:cs="Sarabun" w:eastAsia="Sarabun"/>
                 <w:b w:val="0"/>
-                <w:sz w:val="21"/>
-                <w:szCs w:val="21"/>
+                <w:sz w:val="23"/>
+                <w:szCs w:val="23"/>
               </w:rPr>
               <w:t>{{CATEGORY}}</w:t>
             </w:r>
           </w:p>
           <w:p>
             <w:pPr>
-              <w:spacing w:after="60" w:before="0" w:line="252" w:lineRule="auto"/>
+              <w:spacing w:after="60" w:before="0" w:line="240" w:lineRule="auto"/>
             </w:pPr>
             <w:r>
               <w:rPr>
                 <w:rFonts w:ascii="Sarabun" w:hAnsi="Sarabun" w:cs="Sarabun" w:eastAsia="Sarabun"/>
                 <w:b w:val="0"/>
-                <w:sz w:val="21"/>
-                <w:szCs w:val="21"/>
+                <w:sz w:val="23"/>
+                <w:szCs w:val="23"/>
               </w:rPr>
               <w:t xml:space="preserve">วันที่เสร็จ: </w:t>
             </w:r>
@@ -1422,8 +1450,8 @@
               <w:rPr>
                 <w:rFonts w:ascii="Sarabun" w:hAnsi="Sarabun" w:cs="Sarabun" w:eastAsia="Sarabun"/>
                 <w:b/>
-                <w:sz w:val="21"/>
-                <w:szCs w:val="21"/>
+                <w:sz w:val="23"/>
+                <w:szCs w:val="23"/>
                 <w:bCs/>
               </w:rPr>
               <w:t>{{DONE}}</w:t>
@@ -1432,8 +1460,8 @@
               <w:rPr>
                 <w:rFonts w:ascii="Sarabun" w:hAnsi="Sarabun" w:cs="Sarabun" w:eastAsia="Sarabun"/>
                 <w:b w:val="0"/>
-                <w:sz w:val="21"/>
-                <w:szCs w:val="21"/>
+                <w:sz w:val="23"/>
+                <w:szCs w:val="23"/>
               </w:rPr>
               <w:t xml:space="preserve">   ISO (≤ 3 วัน): </w:t>
             </w:r>
@@ -1441,8 +1469,8 @@
               <w:rPr>
                 <w:rFonts w:ascii="Sarabun" w:hAnsi="Sarabun" w:cs="Sarabun" w:eastAsia="Sarabun"/>
                 <w:b/>
-                <w:sz w:val="21"/>
-                <w:szCs w:val="21"/>
+                <w:sz w:val="23"/>
+                <w:szCs w:val="23"/>
                 <w:bCs/>
               </w:rPr>
               <w:t>{{ISO}}</w:t>
@@ -1461,15 +1489,15 @@
           </w:tcPr>
           <w:p>
             <w:pPr>
-              <w:spacing w:after="120" w:before="40" w:line="252" w:lineRule="auto"/>
+              <w:spacing w:after="120" w:before="40" w:line="240" w:lineRule="auto"/>
               <w:jc w:val="center"/>
             </w:pPr>
             <w:r>
               <w:rPr>
                 <w:rFonts w:ascii="Sarabun" w:hAnsi="Sarabun" w:cs="Sarabun" w:eastAsia="Sarabun"/>
                 <w:b/>
-                <w:sz w:val="21"/>
-                <w:szCs w:val="21"/>
+                <w:sz w:val="23"/>
+                <w:szCs w:val="23"/>
                 <w:bCs/>
               </w:rPr>
               <w:t>บันทึกการแจ้งซ่อมคอมพิวเตอร์และอุปกรณ์ต่อพ่วง</w:t>
@@ -1477,15 +1505,15 @@
           </w:p>
           <w:p>
             <w:pPr>
-              <w:spacing w:after="20" w:before="0" w:line="252" w:lineRule="auto"/>
+              <w:spacing w:after="20" w:before="0" w:line="240" w:lineRule="auto"/>
               <w:jc w:val="center"/>
             </w:pPr>
             <w:r>
               <w:rPr>
                 <w:rFonts w:ascii="Sarabun" w:hAnsi="Sarabun" w:cs="Sarabun" w:eastAsia="Sarabun"/>
                 <w:b/>
-                <w:sz w:val="21"/>
-                <w:szCs w:val="21"/>
+                <w:sz w:val="23"/>
+                <w:szCs w:val="23"/>
                 <w:bCs/>
               </w:rPr>
               <w:t>ผู้แจ้งรับทราบ</w:t>
@@ -1493,75 +1521,75 @@
           </w:p>
           <w:p>
             <w:pPr>
-              <w:spacing w:after="0" w:before="0" w:line="252" w:lineRule="auto"/>
+              <w:spacing w:after="0" w:before="0" w:line="240" w:lineRule="auto"/>
               <w:jc w:val="center"/>
             </w:pPr>
             <w:r>
               <w:rPr>
                 <w:rFonts w:ascii="Sarabun" w:hAnsi="Sarabun" w:cs="Sarabun" w:eastAsia="Sarabun"/>
                 <w:b w:val="0"/>
-                <w:sz w:val="19"/>
-                <w:szCs w:val="19"/>
+                <w:sz w:val="22"/>
+                <w:szCs w:val="22"/>
               </w:rPr>
               <w:t>{{ACK}}</w:t>
             </w:r>
           </w:p>
           <w:p>
             <w:pPr>
-              <w:spacing w:after="160" w:before="0" w:line="252" w:lineRule="auto"/>
+              <w:spacing w:after="160" w:before="0" w:line="240" w:lineRule="auto"/>
               <w:jc w:val="center"/>
             </w:pPr>
             <w:r>
               <w:rPr>
                 <w:rFonts w:ascii="Sarabun" w:hAnsi="Sarabun" w:cs="Sarabun" w:eastAsia="Sarabun"/>
                 <w:b w:val="0"/>
-                <w:sz w:val="19"/>
-                <w:szCs w:val="19"/>
+                <w:sz w:val="22"/>
+                <w:szCs w:val="22"/>
               </w:rPr>
               <w:t>{{ACK_DATE}}</w:t>
             </w:r>
           </w:p>
           <w:p>
             <w:pPr>
-              <w:spacing w:after="0" w:before="0" w:line="252" w:lineRule="auto"/>
+              <w:spacing w:after="0" w:before="0" w:line="240" w:lineRule="auto"/>
               <w:jc w:val="center"/>
             </w:pPr>
             <w:r>
               <w:rPr>
                 <w:rFonts w:ascii="Sarabun" w:hAnsi="Sarabun" w:cs="Sarabun" w:eastAsia="Sarabun"/>
                 <w:b w:val="0"/>
-                <w:sz w:val="21"/>
-                <w:szCs w:val="21"/>
+                <w:sz w:val="23"/>
+                <w:szCs w:val="23"/>
               </w:rPr>
               <w:t>{{SIG_TECH}}</w:t>
             </w:r>
           </w:p>
           <w:p>
             <w:pPr>
-              <w:spacing w:after="0" w:before="0" w:line="252" w:lineRule="auto"/>
+              <w:spacing w:after="0" w:before="0" w:line="240" w:lineRule="auto"/>
               <w:jc w:val="center"/>
             </w:pPr>
             <w:r>
               <w:rPr>
                 <w:rFonts w:ascii="Sarabun" w:hAnsi="Sarabun" w:cs="Sarabun" w:eastAsia="Sarabun"/>
                 <w:b w:val="0"/>
-                <w:sz w:val="21"/>
-                <w:szCs w:val="21"/>
+                <w:sz w:val="23"/>
+                <w:szCs w:val="23"/>
               </w:rPr>
               <w:t>ลงชื่อ ( {{TECH_NAME}} ) ช่างผู้ปฏิบัติงาน</w:t>
             </w:r>
           </w:p>
           <w:p>
             <w:pPr>
-              <w:spacing w:after="60" w:before="0" w:line="252" w:lineRule="auto"/>
+              <w:spacing w:after="60" w:before="0" w:line="240" w:lineRule="auto"/>
               <w:jc w:val="center"/>
             </w:pPr>
             <w:r>
               <w:rPr>
                 <w:rFonts w:ascii="Sarabun" w:hAnsi="Sarabun" w:cs="Sarabun" w:eastAsia="Sarabun"/>
                 <w:b w:val="0"/>
-                <w:sz w:val="21"/>
-                <w:szCs w:val="21"/>
+                <w:sz w:val="23"/>
+                <w:szCs w:val="23"/>
               </w:rPr>
               <w:t>{{TECH_DATE}}</w:t>
             </w:r>
@@ -1571,14 +1599,14 @@
     </w:tbl>
     <w:p>
       <w:pPr>
-        <w:spacing w:after="20" w:before="100" w:line="252" w:lineRule="auto"/>
+        <w:spacing w:after="20" w:before="100" w:line="240" w:lineRule="auto"/>
       </w:pPr>
       <w:r>
         <w:rPr>
           <w:rFonts w:ascii="Sarabun" w:hAnsi="Sarabun" w:cs="Sarabun" w:eastAsia="Sarabun"/>
           <w:b/>
-          <w:sz w:val="21"/>
-          <w:szCs w:val="21"/>
+          <w:sz w:val="23"/>
+          <w:szCs w:val="23"/>
           <w:bCs/>
         </w:rPr>
         <w:t>ภาควิชา/หน่วยงาน พิจารณาแล้ว เห็นว่างานที่ได้รับมอบหมาย</w:t>
@@ -1586,14 +1614,14 @@
     </w:p>
     <w:p>
       <w:pPr>
-        <w:spacing w:after="20" w:before="0" w:line="252" w:lineRule="auto"/>
+        <w:spacing w:after="20" w:before="0" w:line="240" w:lineRule="auto"/>
       </w:pPr>
       <w:r>
         <w:rPr>
           <w:rFonts w:ascii="Sarabun" w:hAnsi="Sarabun" w:cs="Sarabun" w:eastAsia="Sarabun"/>
           <w:b w:val="0"/>
-          <w:sz w:val="22"/>
-          <w:szCs w:val="22"/>
+          <w:sz w:val="25"/>
+          <w:szCs w:val="25"/>
         </w:rPr>
         <w:t xml:space="preserve">     {{A_PASS}} </w:t>
       </w:r>
@@ -1601,8 +1629,8 @@
         <w:rPr>
           <w:rFonts w:ascii="Sarabun" w:hAnsi="Sarabun" w:cs="Sarabun" w:eastAsia="Sarabun"/>
           <w:b w:val="0"/>
-          <w:sz w:val="21"/>
-          <w:szCs w:val="21"/>
+          <w:sz w:val="23"/>
+          <w:szCs w:val="23"/>
         </w:rPr>
         <w:t xml:space="preserve">แล้วเสร็จ วันที่ </w:t>
       </w:r>
@@ -1610,8 +1638,8 @@
         <w:rPr>
           <w:rFonts w:ascii="Sarabun" w:hAnsi="Sarabun" w:cs="Sarabun" w:eastAsia="Sarabun"/>
           <w:b/>
-          <w:sz w:val="21"/>
-          <w:szCs w:val="21"/>
+          <w:sz w:val="23"/>
+          <w:szCs w:val="23"/>
           <w:bCs/>
         </w:rPr>
         <w:t>{{ACCEPT_DATE}}</w:t>
@@ -1620,8 +1648,8 @@
         <w:rPr>
           <w:rFonts w:ascii="Sarabun" w:hAnsi="Sarabun" w:cs="Sarabun" w:eastAsia="Sarabun"/>
           <w:b w:val="0"/>
-          <w:sz w:val="22"/>
-          <w:szCs w:val="22"/>
+          <w:sz w:val="25"/>
+          <w:szCs w:val="25"/>
         </w:rPr>
         <w:t xml:space="preserve">        {{A_FAIL}} </w:t>
       </w:r>
@@ -1629,8 +1657,8 @@
         <w:rPr>
           <w:rFonts w:ascii="Sarabun" w:hAnsi="Sarabun" w:cs="Sarabun" w:eastAsia="Sarabun"/>
           <w:b w:val="0"/>
-          <w:sz w:val="21"/>
-          <w:szCs w:val="21"/>
+          <w:sz w:val="23"/>
+          <w:szCs w:val="23"/>
         </w:rPr>
         <w:t xml:space="preserve">ไม่แล้วเสร็จ เพราะ </w:t>
       </w:r>
@@ -1638,8 +1666,8 @@
         <w:rPr>
           <w:rFonts w:ascii="Sarabun" w:hAnsi="Sarabun" w:cs="Sarabun" w:eastAsia="Sarabun"/>
           <w:b/>
-          <w:sz w:val="21"/>
-          <w:szCs w:val="21"/>
+          <w:sz w:val="23"/>
+          <w:szCs w:val="23"/>
           <w:bCs/>
         </w:rPr>
         <w:t>{{REASON}}</w:t>
@@ -1647,14 +1675,14 @@
     </w:p>
     <w:p>
       <w:pPr>
-        <w:spacing w:after="20" w:before="40" w:line="252" w:lineRule="auto"/>
+        <w:spacing w:after="20" w:before="40" w:line="240" w:lineRule="auto"/>
       </w:pPr>
       <w:r>
         <w:rPr>
           <w:rFonts w:ascii="Sarabun" w:hAnsi="Sarabun" w:cs="Sarabun" w:eastAsia="Sarabun"/>
           <w:b/>
-          <w:sz w:val="21"/>
-          <w:szCs w:val="21"/>
+          <w:sz w:val="23"/>
+          <w:szCs w:val="23"/>
           <w:bCs/>
         </w:rPr>
         <w:t>ผู้รับบริการประเมินผู้ปฏิบัติงาน</w:t>
@@ -1662,14 +1690,14 @@
     </w:p>
     <w:p>
       <w:pPr>
-        <w:spacing w:after="20" w:before="0" w:line="252" w:lineRule="auto"/>
+        <w:spacing w:after="20" w:before="0" w:line="240" w:lineRule="auto"/>
       </w:pPr>
       <w:r>
         <w:rPr>
           <w:rFonts w:ascii="Sarabun" w:hAnsi="Sarabun" w:cs="Sarabun" w:eastAsia="Sarabun"/>
           <w:b w:val="0"/>
-          <w:sz w:val="22"/>
-          <w:szCs w:val="22"/>
+          <w:sz w:val="25"/>
+          <w:szCs w:val="25"/>
         </w:rPr>
         <w:t xml:space="preserve">     {{R5}} </w:t>
       </w:r>
@@ -1677,8 +1705,8 @@
         <w:rPr>
           <w:rFonts w:ascii="Sarabun" w:hAnsi="Sarabun" w:cs="Sarabun" w:eastAsia="Sarabun"/>
           <w:b w:val="0"/>
-          <w:sz w:val="21"/>
-          <w:szCs w:val="21"/>
+          <w:sz w:val="23"/>
+          <w:szCs w:val="23"/>
         </w:rPr>
         <w:t xml:space="preserve">ดีมาก(5)    </w:t>
       </w:r>
@@ -1686,8 +1714,8 @@
         <w:rPr>
           <w:rFonts w:ascii="Sarabun" w:hAnsi="Sarabun" w:cs="Sarabun" w:eastAsia="Sarabun"/>
           <w:b w:val="0"/>
-          <w:sz w:val="22"/>
-          <w:szCs w:val="22"/>
+          <w:sz w:val="25"/>
+          <w:szCs w:val="25"/>
         </w:rPr>
         <w:t xml:space="preserve">{{R4}} </w:t>
       </w:r>
@@ -1695,8 +1723,8 @@
         <w:rPr>
           <w:rFonts w:ascii="Sarabun" w:hAnsi="Sarabun" w:cs="Sarabun" w:eastAsia="Sarabun"/>
           <w:b w:val="0"/>
-          <w:sz w:val="21"/>
-          <w:szCs w:val="21"/>
+          <w:sz w:val="23"/>
+          <w:szCs w:val="23"/>
         </w:rPr>
         <w:t xml:space="preserve">ดี(4)    </w:t>
       </w:r>
@@ -1704,8 +1732,8 @@
         <w:rPr>
           <w:rFonts w:ascii="Sarabun" w:hAnsi="Sarabun" w:cs="Sarabun" w:eastAsia="Sarabun"/>
           <w:b w:val="0"/>
-          <w:sz w:val="22"/>
-          <w:szCs w:val="22"/>
+          <w:sz w:val="25"/>
+          <w:szCs w:val="25"/>
         </w:rPr>
         <w:t xml:space="preserve">{{R3}} </w:t>
       </w:r>
@@ -1713,8 +1741,8 @@
         <w:rPr>
           <w:rFonts w:ascii="Sarabun" w:hAnsi="Sarabun" w:cs="Sarabun" w:eastAsia="Sarabun"/>
           <w:b w:val="0"/>
-          <w:sz w:val="21"/>
-          <w:szCs w:val="21"/>
+          <w:sz w:val="23"/>
+          <w:szCs w:val="23"/>
         </w:rPr>
         <w:t xml:space="preserve">พอใช้(3)    </w:t>
       </w:r>
@@ -1722,8 +1750,8 @@
         <w:rPr>
           <w:rFonts w:ascii="Sarabun" w:hAnsi="Sarabun" w:cs="Sarabun" w:eastAsia="Sarabun"/>
           <w:b w:val="0"/>
-          <w:sz w:val="22"/>
-          <w:szCs w:val="22"/>
+          <w:sz w:val="25"/>
+          <w:szCs w:val="25"/>
         </w:rPr>
         <w:t xml:space="preserve">{{R2}} </w:t>
       </w:r>
@@ -1731,8 +1759,8 @@
         <w:rPr>
           <w:rFonts w:ascii="Sarabun" w:hAnsi="Sarabun" w:cs="Sarabun" w:eastAsia="Sarabun"/>
           <w:b w:val="0"/>
-          <w:sz w:val="21"/>
-          <w:szCs w:val="21"/>
+          <w:sz w:val="23"/>
+          <w:szCs w:val="23"/>
         </w:rPr>
         <w:t xml:space="preserve">ปรับปรุง(2)    </w:t>
       </w:r>
@@ -1740,8 +1768,8 @@
         <w:rPr>
           <w:rFonts w:ascii="Sarabun" w:hAnsi="Sarabun" w:cs="Sarabun" w:eastAsia="Sarabun"/>
           <w:b w:val="0"/>
-          <w:sz w:val="22"/>
-          <w:szCs w:val="22"/>
+          <w:sz w:val="25"/>
+          <w:szCs w:val="25"/>
         </w:rPr>
         <w:t xml:space="preserve">{{R1}} </w:t>
       </w:r>
@@ -1749,8 +1777,8 @@
         <w:rPr>
           <w:rFonts w:ascii="Sarabun" w:hAnsi="Sarabun" w:cs="Sarabun" w:eastAsia="Sarabun"/>
           <w:b w:val="0"/>
-          <w:sz w:val="21"/>
-          <w:szCs w:val="21"/>
+          <w:sz w:val="23"/>
+          <w:szCs w:val="23"/>
         </w:rPr>
         <w:t>ปรับปรุงเร่งด่วน(1)</w:t>
       </w:r>
@@ -1791,45 +1819,45 @@
               <w:rPr>
                 <w:rFonts w:ascii="Sarabun" w:hAnsi="Sarabun" w:cs="Sarabun" w:eastAsia="Sarabun"/>
                 <w:b w:val="0"/>
-                <w:sz w:val="21"/>
-                <w:szCs w:val="21"/>
+                <w:sz w:val="24"/>
+                <w:szCs w:val="24"/>
               </w:rPr>
               <w:t>{{SIG_ACCEPT}}</w:t>
             </w:r>
           </w:p>
           <w:p>
             <w:pPr>
-              <w:spacing w:after="0" w:before="0" w:line="252" w:lineRule="auto"/>
+              <w:spacing w:after="0" w:before="0" w:line="240" w:lineRule="auto"/>
               <w:jc w:val="center"/>
             </w:pPr>
             <w:r>
               <w:rPr>
                 <w:rFonts w:ascii="Sarabun" w:hAnsi="Sarabun" w:cs="Sarabun" w:eastAsia="Sarabun"/>
                 <w:b w:val="0"/>
-                <w:sz w:val="21"/>
-                <w:szCs w:val="21"/>
+                <w:sz w:val="23"/>
+                <w:szCs w:val="23"/>
               </w:rPr>
               <w:t>ลงชื่อ ( {{SIGNER}} ) ภาควิชา/หน่วยงาน/ผู้แจ้ง</w:t>
             </w:r>
           </w:p>
           <w:p>
             <w:pPr>
-              <w:spacing w:after="0" w:before="0" w:line="252" w:lineRule="auto"/>
+              <w:spacing w:after="0" w:before="0" w:line="240" w:lineRule="auto"/>
               <w:jc w:val="center"/>
             </w:pPr>
             <w:r>
               <w:rPr>
                 <w:rFonts w:ascii="Sarabun" w:hAnsi="Sarabun" w:cs="Sarabun" w:eastAsia="Sarabun"/>
                 <w:b w:val="0"/>
-                <w:sz w:val="21"/>
-                <w:szCs w:val="21"/>
+                <w:sz w:val="23"/>
+                <w:szCs w:val="23"/>
               </w:rPr>
               <w:t>{{SIGN_DATE}}</w:t>
             </w:r>
           </w:p>
           <w:p>
             <w:pPr>
-              <w:spacing w:after="0" w:before="0" w:line="252" w:lineRule="auto"/>
+              <w:spacing w:after="0" w:before="0" w:line="240" w:lineRule="auto"/>
               <w:jc w:val="center"/>
             </w:pPr>
             <w:r>
@@ -1837,8 +1865,8 @@
                 <w:rFonts w:ascii="Sarabun" w:hAnsi="Sarabun" w:cs="Sarabun" w:eastAsia="Sarabun"/>
                 <w:b w:val="0"/>
                 <w:color w:val="666666"/>
-                <w:sz w:val="17"/>
-                <w:szCs w:val="17"/>
+                <w:sz w:val="19"/>
+                <w:szCs w:val="19"/>
               </w:rPr>
               <w:t>{{ACCEPT_VIA}}</w:t>
             </w:r>
@@ -1849,7 +1877,7 @@
     <w:sectPr>
       <w:footerReference w:type="default" r:id="rId10"/>
       <w:pgSz w:w="11906" w:h="16838"/>
-      <w:pgMar w:top="680" w:right="850" w:bottom="567" w:left="850" w:header="720" w:footer="720" w:gutter="0"/>
+      <w:pgMar w:top="510" w:right="680" w:bottom="397" w:left="680" w:header="720" w:footer="720" w:gutter="0"/>
       <w:cols w:space="720"/>
       <w:docGrid w:linePitch="360"/>
     </w:sectPr>
@@ -1867,26 +1895,11 @@
       <w:rPr>
         <w:rFonts w:ascii="Sarabun" w:hAnsi="Sarabun" w:cs="Sarabun" w:eastAsia="Sarabun"/>
         <w:b/>
-        <w:sz w:val="20"/>
-        <w:szCs w:val="20"/>
+        <w:sz w:val="23"/>
+        <w:szCs w:val="23"/>
         <w:bCs/>
       </w:rPr>
       <w:t>{{DOC_CODE}}   {{DOC_REV}}</w:t>
-    </w:r>
-  </w:p>
-  <w:p>
-    <w:pPr>
-      <w:spacing w:after="0" w:before="0" w:line="252" w:lineRule="auto"/>
-    </w:pPr>
-    <w:r>
-      <w:rPr>
-        <w:rFonts w:ascii="Sarabun" w:hAnsi="Sarabun" w:cs="Sarabun" w:eastAsia="Sarabun"/>
-        <w:b w:val="0"/>
-        <w:color w:val="777777"/>
-        <w:sz w:val="15"/>
-        <w:szCs w:val="15"/>
-      </w:rPr>
-      <w:t>{{REF}} · สร้างเมื่อ {{GEN}}</w:t>
     </w:r>
   </w:p>
 </w:ftr>
@@ -2257,7 +2270,7 @@
     <w:rsid w:val="00FC693F"/>
     <w:rPr>
       <w:rFonts w:ascii="Sarabun" w:hAnsi="Sarabun" w:cs="Sarabun" w:eastAsia="Sarabun"/>
-      <w:sz w:val="21"/>
+      <w:sz w:val="23"/>
     </w:rPr>
   </w:style>
   <w:style w:type="paragraph" w:styleId="Header">
